--- a/02_Meetings/2026-08-17_discovery-call_zusammenfassung.docx
+++ b/02_Meetings/2026-08-17_discovery-call_zusammenfassung.docx
@@ -360,7 +360,7 @@
         <w:ind w:left="397"/>
       </w:pPr>
       <w:r>
-        <w:t>– biotec arbeitet von zwei Standorten aus: Gütersloh als Hauptstandort mit Labor und Verwaltung, München mit einem Team für Hygienekontrollen.</w:t>
+        <w:t>– biotec arbeitet von drei Standorten aus: Gütersloh als Hauptstandort mit Labor und Verwaltung, München mit einem kleinen Team für Hygienekontrollen und der Technologiepark Mittweida mit der Analytik von Boden und Wasser.</w:t>
       </w:r>
     </w:p>
     <w:p>
@@ -1255,7 +1255,7 @@
         <w:ind w:left="397"/>
       </w:pPr>
       <w:r>
-        <w:t>– Gesellschaftsstruktur der beiden Standorte – daraus ergibt sich, ob Odoo als eine oder als mehrere Gesellschaften eingerichtet wird.</w:t>
+        <w:t>– Gesellschaftsstruktur der drei Standorte – daraus ergibt sich, ob Odoo als eine oder als mehrere Gesellschaften eingerichtet wird.</w:t>
       </w:r>
     </w:p>
     <w:p>

--- a/02_Meetings/2026-08-17_discovery-call_zusammenfassung.docx
+++ b/02_Meetings/2026-08-17_discovery-call_zusammenfassung.docx
@@ -819,328 +819,6 @@
         <w:t>Aus den bereitgestellten Unterlagen leiten wir die konkreten Anforderungen ab. Erst diese Auswertung erlaubt eine belastbare Aussage zu Aufwand, Budget und Zeitplan – eine Schätzung vor der Datenauswertung wäre geraten und für keine Seite hilfreich.</w:t>
       </w:r>
     </w:p>
-    <w:tbl>
-      <w:tblPr>
-        <w:tblStyle w:val="TableGrid"/>
-        <w:tblW w:type="auto" w:w="0"/>
-        <w:jc w:val="left"/>
-        <w:tblLook w:firstColumn="1" w:firstRow="1" w:lastColumn="0" w:lastRow="0" w:noHBand="0" w:noVBand="1" w:val="04A0"/>
-      </w:tblPr>
-      <w:tblGrid>
-        <w:gridCol w:w="3213"/>
-        <w:gridCol w:w="3213"/>
-        <w:gridCol w:w="3213"/>
-      </w:tblGrid>
-      <w:tr>
-        <w:tc>
-          <w:tcPr>
-            <w:tcW w:type="dxa" w:w="2268"/>
-            <w:shd w:val="clear" w:fill="1F4E79"/>
-          </w:tcPr>
-          <w:p>
-            <w:pPr>
-              <w:spacing w:after="0"/>
-            </w:pPr>
-            <w:r>
-              <w:rPr>
-                <w:b/>
-                <w:color w:val="FFFFFF"/>
-                <w:sz w:val="19"/>
-              </w:rPr>
-              <w:t>Schritt</w:t>
-            </w:r>
-          </w:p>
-        </w:tc>
-        <w:tc>
-          <w:tcPr>
-            <w:tcW w:type="dxa" w:w="5443"/>
-            <w:shd w:val="clear" w:fill="1F4E79"/>
-          </w:tcPr>
-          <w:p>
-            <w:pPr>
-              <w:spacing w:after="0"/>
-            </w:pPr>
-            <w:r>
-              <w:rPr>
-                <w:b/>
-                <w:color w:val="FFFFFF"/>
-                <w:sz w:val="19"/>
-              </w:rPr>
-              <w:t>Inhalt</w:t>
-            </w:r>
-          </w:p>
-        </w:tc>
-        <w:tc>
-          <w:tcPr>
-            <w:tcW w:type="dxa" w:w="1928"/>
-            <w:shd w:val="clear" w:fill="1F4E79"/>
-          </w:tcPr>
-          <w:p>
-            <w:pPr>
-              <w:spacing w:after="0"/>
-            </w:pPr>
-            <w:r>
-              <w:rPr>
-                <w:b/>
-                <w:color w:val="FFFFFF"/>
-                <w:sz w:val="19"/>
-              </w:rPr>
-              <w:t>Wer</w:t>
-            </w:r>
-          </w:p>
-        </w:tc>
-      </w:tr>
-      <w:tr>
-        <w:tc>
-          <w:tcPr>
-            <w:tcW w:type="dxa" w:w="2268"/>
-          </w:tcPr>
-          <w:p>
-            <w:pPr>
-              <w:spacing w:after="0"/>
-            </w:pPr>
-            <w:r>
-              <w:rPr>
-                <w:sz w:val="19"/>
-              </w:rPr>
-              <w:t>1 · Upload</w:t>
-            </w:r>
-          </w:p>
-        </w:tc>
-        <w:tc>
-          <w:tcPr>
-            <w:tcW w:type="dxa" w:w="5443"/>
-          </w:tcPr>
-          <w:p>
-            <w:pPr>
-              <w:spacing w:after="0"/>
-            </w:pPr>
-            <w:r>
-              <w:rPr>
-                <w:sz w:val="19"/>
-              </w:rPr>
-              <w:t>biotec stellt die Unterlagen aus Paket 1 bereit</w:t>
-            </w:r>
-          </w:p>
-        </w:tc>
-        <w:tc>
-          <w:tcPr>
-            <w:tcW w:type="dxa" w:w="1928"/>
-          </w:tcPr>
-          <w:p>
-            <w:pPr>
-              <w:spacing w:after="0"/>
-            </w:pPr>
-            <w:r>
-              <w:rPr>
-                <w:sz w:val="19"/>
-              </w:rPr>
-              <w:t>biotec</w:t>
-            </w:r>
-          </w:p>
-        </w:tc>
-      </w:tr>
-      <w:tr>
-        <w:tc>
-          <w:tcPr>
-            <w:tcW w:type="dxa" w:w="2268"/>
-          </w:tcPr>
-          <w:p>
-            <w:pPr>
-              <w:spacing w:after="0"/>
-            </w:pPr>
-            <w:r>
-              <w:rPr>
-                <w:sz w:val="19"/>
-              </w:rPr>
-              <w:t>2 · Auswertung</w:t>
-            </w:r>
-          </w:p>
-        </w:tc>
-        <w:tc>
-          <w:tcPr>
-            <w:tcW w:type="dxa" w:w="5443"/>
-          </w:tcPr>
-          <w:p>
-            <w:pPr>
-              <w:spacing w:after="0"/>
-            </w:pPr>
-            <w:r>
-              <w:rPr>
-                <w:sz w:val="19"/>
-              </w:rPr>
-              <w:t>Wir prüfen Datenmenge, Datenqualität, Dokumentenvorlagen und die Struktur des Altsystems und stellen Rückfragen</w:t>
-            </w:r>
-          </w:p>
-        </w:tc>
-        <w:tc>
-          <w:tcPr>
-            <w:tcW w:type="dxa" w:w="1928"/>
-          </w:tcPr>
-          <w:p>
-            <w:pPr>
-              <w:spacing w:after="0"/>
-            </w:pPr>
-            <w:r>
-              <w:rPr>
-                <w:sz w:val="19"/>
-              </w:rPr>
-              <w:t>CertoClav</w:t>
-            </w:r>
-          </w:p>
-        </w:tc>
-      </w:tr>
-      <w:tr>
-        <w:tc>
-          <w:tcPr>
-            <w:tcW w:type="dxa" w:w="2268"/>
-          </w:tcPr>
-          <w:p>
-            <w:pPr>
-              <w:spacing w:after="0"/>
-            </w:pPr>
-            <w:r>
-              <w:rPr>
-                <w:sz w:val="19"/>
-              </w:rPr>
-              <w:t>3 · Scoping</w:t>
-            </w:r>
-          </w:p>
-        </w:tc>
-        <w:tc>
-          <w:tcPr>
-            <w:tcW w:type="dxa" w:w="5443"/>
-          </w:tcPr>
-          <w:p>
-            <w:pPr>
-              <w:spacing w:after="0"/>
-            </w:pPr>
-            <w:r>
-              <w:rPr>
-                <w:sz w:val="19"/>
-              </w:rPr>
-              <w:t>Umfang je Phase, Reihenfolge der Themen, Abgrenzung dessen, was bewusst später kommt</w:t>
-            </w:r>
-          </w:p>
-        </w:tc>
-        <w:tc>
-          <w:tcPr>
-            <w:tcW w:type="dxa" w:w="1928"/>
-          </w:tcPr>
-          <w:p>
-            <w:pPr>
-              <w:spacing w:after="0"/>
-            </w:pPr>
-            <w:r>
-              <w:rPr>
-                <w:sz w:val="19"/>
-              </w:rPr>
-              <w:t>CertoClav</w:t>
-            </w:r>
-          </w:p>
-        </w:tc>
-      </w:tr>
-      <w:tr>
-        <w:tc>
-          <w:tcPr>
-            <w:tcW w:type="dxa" w:w="2268"/>
-          </w:tcPr>
-          <w:p>
-            <w:pPr>
-              <w:spacing w:after="0"/>
-            </w:pPr>
-            <w:r>
-              <w:rPr>
-                <w:sz w:val="19"/>
-              </w:rPr>
-              <w:t>4 · Budget &amp; Projektplan</w:t>
-            </w:r>
-          </w:p>
-        </w:tc>
-        <w:tc>
-          <w:tcPr>
-            <w:tcW w:type="dxa" w:w="5443"/>
-          </w:tcPr>
-          <w:p>
-            <w:pPr>
-              <w:spacing w:after="0"/>
-            </w:pPr>
-            <w:r>
-              <w:rPr>
-                <w:sz w:val="19"/>
-              </w:rPr>
-              <w:t>Aufwandsschätzung, Phasenplan mit Terminen, Vorschlag für den Go-live</w:t>
-            </w:r>
-          </w:p>
-        </w:tc>
-        <w:tc>
-          <w:tcPr>
-            <w:tcW w:type="dxa" w:w="1928"/>
-          </w:tcPr>
-          <w:p>
-            <w:pPr>
-              <w:spacing w:after="0"/>
-            </w:pPr>
-            <w:r>
-              <w:rPr>
-                <w:sz w:val="19"/>
-              </w:rPr>
-              <w:t>CertoClav</w:t>
-            </w:r>
-          </w:p>
-        </w:tc>
-      </w:tr>
-      <w:tr>
-        <w:tc>
-          <w:tcPr>
-            <w:tcW w:type="dxa" w:w="2268"/>
-          </w:tcPr>
-          <w:p>
-            <w:pPr>
-              <w:spacing w:after="0"/>
-            </w:pPr>
-            <w:r>
-              <w:rPr>
-                <w:sz w:val="19"/>
-              </w:rPr>
-              <w:t>5 · Entscheidung</w:t>
-            </w:r>
-          </w:p>
-        </w:tc>
-        <w:tc>
-          <w:tcPr>
-            <w:tcW w:type="dxa" w:w="5443"/>
-          </w:tcPr>
-          <w:p>
-            <w:pPr>
-              <w:spacing w:after="0"/>
-            </w:pPr>
-            <w:r>
-              <w:rPr>
-                <w:sz w:val="19"/>
-              </w:rPr>
-              <w:t>Freigabe und Kick-Off-Termin</w:t>
-            </w:r>
-          </w:p>
-        </w:tc>
-        <w:tc>
-          <w:tcPr>
-            <w:tcW w:type="dxa" w:w="1928"/>
-          </w:tcPr>
-          <w:p>
-            <w:pPr>
-              <w:spacing w:after="0"/>
-            </w:pPr>
-            <w:r>
-              <w:rPr>
-                <w:sz w:val="19"/>
-              </w:rPr>
-              <w:t>gemeinsam</w:t>
-            </w:r>
-          </w:p>
-        </w:tc>
-      </w:tr>
-    </w:tbl>
     <w:p>
       <w:pPr>
         <w:spacing w:before="280" w:after="120"/>
@@ -1178,7 +856,7 @@
           <w:b/>
           <w:sz w:val="21"/>
         </w:rPr>
-        <w:t>Auf Wunsch senden wir Ihnen gerne eine Vorlage für eine Vertraulichkeitsvereinbarung (NDA) zu, die wir vor der Übergabe der Unterlagen zeichnen. Sagen Sie uns einfach Bescheid.</w:t>
+        <w:t>Eine Vorlage für eine Vertraulichkeitsvereinbarung (NDA) liegt diesem Protokoll bei. Wenn sie so für Sie passt, senden Sie sie gezeichnet an michael.simon@certoclav.com – gerne vor der Übergabe der Unterlagen. Falls Sie eine eigene Fassung bevorzugen, sagen Sie uns Bescheid.</w:t>
       </w:r>
     </w:p>
     <w:p>
@@ -1195,7 +873,21 @@
     </w:p>
     <w:p>
       <w:pPr>
-        <w:spacing w:before="280" w:after="120"/>
+        <w:spacing w:before="280" w:after="0"/>
+      </w:pPr>
+      <w:r>
+        <w:rPr>
+          <w:rFonts w:ascii="Calibri" w:hAnsi="Calibri"/>
+          <w:b/>
+          <w:color w:val="7F7F7F"/>
+          <w:sz w:val="15"/>
+        </w:rPr>
+        <w:t>WAS JETZT ZU TUN IST</w:t>
+      </w:r>
+    </w:p>
+    <w:p>
+      <w:pPr>
+        <w:spacing w:before="40" w:after="120"/>
         <w:pBdr>
           <w:bottom w:val="single" w:sz="8" w:space="2" w:color="1F4E79"/>
         </w:pBdr>
@@ -1206,67 +898,231 @@
           <w:color w:val="1F4E79"/>
           <w:sz w:val="26"/>
         </w:rPr>
-        <w:t>Noch offen</w:t>
+        <w:t>Nächste Schritte</w:t>
       </w:r>
     </w:p>
-    <w:p>
-      <w:pPr>
-        <w:spacing w:after="40"/>
-      </w:pPr>
-      <w:r>
-        <w:rPr>
-          <w:i/>
-          <w:color w:val="7F7F7F"/>
-          <w:sz w:val="18"/>
-        </w:rPr>
-        <w:t>Punkte, die im Termin nicht besprochen wurden und die wir im weiteren Verlauf klären.</w:t>
-      </w:r>
-    </w:p>
-    <w:p>
-      <w:pPr>
-        <w:spacing w:before="20" w:after="20"/>
-        <w:ind w:left="397"/>
-      </w:pPr>
-      <w:r>
-        <w:t>– Wunschtermin für den Go-live und was ihn treibt.</w:t>
-      </w:r>
-    </w:p>
-    <w:p>
-      <w:pPr>
-        <w:spacing w:before="20" w:after="20"/>
-        <w:ind w:left="397"/>
-      </w:pPr>
-      <w:r>
-        <w:t>– Budgetrahmen und Entscheidungsweg.</w:t>
-      </w:r>
-    </w:p>
-    <w:p>
-      <w:pPr>
-        <w:spacing w:before="20" w:after="20"/>
-        <w:ind w:left="397"/>
-      </w:pPr>
-      <w:r>
-        <w:t>– Anzahl der späteren Odoo-Nutzer und deren Rollen.</w:t>
-      </w:r>
-    </w:p>
-    <w:p>
-      <w:pPr>
-        <w:spacing w:before="20" w:after="20"/>
-        <w:ind w:left="397"/>
-      </w:pPr>
-      <w:r>
-        <w:t>– Gesellschaftsstruktur der drei Standorte – daraus ergibt sich, ob Odoo als eine oder als mehrere Gesellschaften eingerichtet wird.</w:t>
-      </w:r>
-    </w:p>
-    <w:p>
-      <w:pPr>
-        <w:spacing w:before="20" w:after="20"/>
-        <w:ind w:left="397"/>
-      </w:pPr>
-      <w:r>
-        <w:t>– Ob die Anforderungen der Certania-Gruppe an Beschaffung, Fakturierung und Projektbewertung Teil dieses Projekts sind.</w:t>
-      </w:r>
-    </w:p>
+    <w:tbl>
+      <w:tblPr>
+        <w:tblStyle w:val="TableGrid"/>
+        <w:tblW w:type="auto" w:w="0"/>
+        <w:jc w:val="left"/>
+        <w:tblLook w:firstColumn="1" w:firstRow="1" w:lastColumn="0" w:lastRow="0" w:noHBand="0" w:noVBand="1" w:val="04A0"/>
+      </w:tblPr>
+      <w:tblGrid>
+        <w:gridCol w:w="3213"/>
+        <w:gridCol w:w="3213"/>
+        <w:gridCol w:w="3213"/>
+      </w:tblGrid>
+      <w:tr>
+        <w:tc>
+          <w:tcPr>
+            <w:tcW w:type="dxa" w:w="680"/>
+            <w:shd w:val="clear" w:fill="1F4E79"/>
+          </w:tcPr>
+          <w:p>
+            <w:pPr>
+              <w:spacing w:after="0"/>
+            </w:pPr>
+            <w:r>
+              <w:rPr>
+                <w:b/>
+                <w:color w:val="FFFFFF"/>
+                <w:sz w:val="19"/>
+              </w:rPr>
+              <w:t>Nr.</w:t>
+            </w:r>
+          </w:p>
+        </w:tc>
+        <w:tc>
+          <w:tcPr>
+            <w:tcW w:type="dxa" w:w="7030"/>
+            <w:shd w:val="clear" w:fill="1F4E79"/>
+          </w:tcPr>
+          <w:p>
+            <w:pPr>
+              <w:spacing w:after="0"/>
+            </w:pPr>
+            <w:r>
+              <w:rPr>
+                <w:b/>
+                <w:color w:val="FFFFFF"/>
+                <w:sz w:val="19"/>
+              </w:rPr>
+              <w:t>Schritt</w:t>
+            </w:r>
+          </w:p>
+        </w:tc>
+        <w:tc>
+          <w:tcPr>
+            <w:tcW w:type="dxa" w:w="1928"/>
+            <w:shd w:val="clear" w:fill="1F4E79"/>
+          </w:tcPr>
+          <w:p>
+            <w:pPr>
+              <w:spacing w:after="0"/>
+            </w:pPr>
+            <w:r>
+              <w:rPr>
+                <w:b/>
+                <w:color w:val="FFFFFF"/>
+                <w:sz w:val="19"/>
+              </w:rPr>
+              <w:t>Wer</w:t>
+            </w:r>
+          </w:p>
+        </w:tc>
+      </w:tr>
+      <w:tr>
+        <w:tc>
+          <w:tcPr>
+            <w:tcW w:type="dxa" w:w="680"/>
+          </w:tcPr>
+          <w:p>
+            <w:pPr>
+              <w:spacing w:after="0"/>
+            </w:pPr>
+            <w:r>
+              <w:rPr>
+                <w:sz w:val="19"/>
+              </w:rPr>
+              <w:t>1</w:t>
+            </w:r>
+          </w:p>
+        </w:tc>
+        <w:tc>
+          <w:tcPr>
+            <w:tcW w:type="dxa" w:w="7030"/>
+          </w:tcPr>
+          <w:p>
+            <w:pPr>
+              <w:spacing w:after="0"/>
+            </w:pPr>
+            <w:r>
+              <w:rPr>
+                <w:sz w:val="19"/>
+              </w:rPr>
+              <w:t>Rohdaten in den freigegebenen OneDrive-Ordner hochladen. Welche Unterlagen wir brauchen, steht in der Datenanforderung (Datenanforderung_biotec.docx) – gelb markiert ist, was wir zuerst benötigen. Der Ordner ist für Michael Brand und Nicole Krupa freigegeben.</w:t>
+            </w:r>
+          </w:p>
+        </w:tc>
+        <w:tc>
+          <w:tcPr>
+            <w:tcW w:type="dxa" w:w="1928"/>
+          </w:tcPr>
+          <w:p>
+            <w:pPr>
+              <w:spacing w:after="0"/>
+            </w:pPr>
+            <w:r>
+              <w:rPr>
+                <w:sz w:val="19"/>
+              </w:rPr>
+              <w:t>biotec</w:t>
+            </w:r>
+          </w:p>
+        </w:tc>
+      </w:tr>
+      <w:tr>
+        <w:tc>
+          <w:tcPr>
+            <w:tcW w:type="dxa" w:w="680"/>
+          </w:tcPr>
+          <w:p>
+            <w:pPr>
+              <w:spacing w:after="0"/>
+            </w:pPr>
+            <w:r>
+              <w:rPr>
+                <w:sz w:val="19"/>
+              </w:rPr>
+              <w:t>2</w:t>
+            </w:r>
+          </w:p>
+        </w:tc>
+        <w:tc>
+          <w:tcPr>
+            <w:tcW w:type="dxa" w:w="7030"/>
+          </w:tcPr>
+          <w:p>
+            <w:pPr>
+              <w:spacing w:after="0"/>
+            </w:pPr>
+            <w:r>
+              <w:rPr>
+                <w:sz w:val="19"/>
+              </w:rPr>
+              <w:t>Vertraulichkeitsvereinbarung prüfen und, wenn sie so passt, unterschrieben an michael.simon@certoclav.com senden.</w:t>
+            </w:r>
+          </w:p>
+        </w:tc>
+        <w:tc>
+          <w:tcPr>
+            <w:tcW w:type="dxa" w:w="1928"/>
+          </w:tcPr>
+          <w:p>
+            <w:pPr>
+              <w:spacing w:after="0"/>
+            </w:pPr>
+            <w:r>
+              <w:rPr>
+                <w:sz w:val="19"/>
+              </w:rPr>
+              <w:t>biotec</w:t>
+            </w:r>
+          </w:p>
+        </w:tc>
+      </w:tr>
+      <w:tr>
+        <w:tc>
+          <w:tcPr>
+            <w:tcW w:type="dxa" w:w="680"/>
+          </w:tcPr>
+          <w:p>
+            <w:pPr>
+              <w:spacing w:after="0"/>
+            </w:pPr>
+            <w:r>
+              <w:rPr>
+                <w:sz w:val="19"/>
+              </w:rPr>
+              <w:t>3</w:t>
+            </w:r>
+          </w:p>
+        </w:tc>
+        <w:tc>
+          <w:tcPr>
+            <w:tcW w:type="dxa" w:w="7030"/>
+          </w:tcPr>
+          <w:p>
+            <w:pPr>
+              <w:spacing w:after="0"/>
+            </w:pPr>
+            <w:r>
+              <w:rPr>
+                <w:sz w:val="19"/>
+              </w:rPr>
+              <w:t>Budgetplan auf Basis der hochgeladenen Daten erstellen.</w:t>
+            </w:r>
+          </w:p>
+        </w:tc>
+        <w:tc>
+          <w:tcPr>
+            <w:tcW w:type="dxa" w:w="1928"/>
+          </w:tcPr>
+          <w:p>
+            <w:pPr>
+              <w:spacing w:after="0"/>
+            </w:pPr>
+            <w:r>
+              <w:rPr>
+                <w:sz w:val="19"/>
+              </w:rPr>
+              <w:t>CertoClav</w:t>
+            </w:r>
+          </w:p>
+        </w:tc>
+      </w:tr>
+    </w:tbl>
     <w:p>
       <w:pPr>
         <w:spacing w:before="280" w:after="120"/>

--- a/02_Meetings/2026-08-17_discovery-call_zusammenfassung.docx
+++ b/02_Meetings/2026-08-17_discovery-call_zusammenfassung.docx
@@ -89,6 +89,7 @@
             </w:pPr>
             <w:r>
               <w:rPr>
+                <w:b w:val="0"/>
                 <w:sz w:val="19"/>
               </w:rPr>
               <w:t>Termin</w:t>
@@ -105,6 +106,7 @@
             </w:pPr>
             <w:r>
               <w:rPr>
+                <w:b w:val="0"/>
                 <w:sz w:val="19"/>
               </w:rPr>
               <w:t>Montag, 17.08.2026, 12:30 – 13:30 Uhr, Microsoft Teams</w:t>
@@ -123,6 +125,7 @@
             </w:pPr>
             <w:r>
               <w:rPr>
+                <w:b w:val="0"/>
                 <w:sz w:val="19"/>
               </w:rPr>
               <w:t>biotec GmbH</w:t>
@@ -139,6 +142,7 @@
             </w:pPr>
             <w:r>
               <w:rPr>
+                <w:b w:val="0"/>
                 <w:sz w:val="19"/>
               </w:rPr>
               <w:t>Elbrachtsweg 76, 33332 Gütersloh · +49 5241 307200 · info@biotec-gmbh.com</w:t>
@@ -157,6 +161,7 @@
             </w:pPr>
             <w:r>
               <w:rPr>
+                <w:b w:val="0"/>
                 <w:sz w:val="19"/>
               </w:rPr>
               <w:t>Teilnehmer biotec</w:t>
@@ -173,6 +178,7 @@
             </w:pPr>
             <w:r>
               <w:rPr>
+                <w:b w:val="0"/>
                 <w:sz w:val="19"/>
               </w:rPr>
               <w:t>Melanie Frank, Michael Brand, Nicole Krupa, Dr. Andreas Bermpohl, Dr. Thomas Wilke, IT-Administration</w:t>
@@ -191,6 +197,7 @@
             </w:pPr>
             <w:r>
               <w:rPr>
+                <w:b w:val="0"/>
                 <w:sz w:val="19"/>
               </w:rPr>
               <w:t>Teilnehmer Certania</w:t>
@@ -207,6 +214,7 @@
             </w:pPr>
             <w:r>
               <w:rPr>
+                <w:b w:val="0"/>
                 <w:sz w:val="19"/>
               </w:rPr>
               <w:t>Moritz Gruber</w:t>
@@ -225,6 +233,7 @@
             </w:pPr>
             <w:r>
               <w:rPr>
+                <w:b w:val="0"/>
                 <w:sz w:val="19"/>
               </w:rPr>
               <w:t>Teilnehmer CertoClav</w:t>
@@ -241,6 +250,7 @@
             </w:pPr>
             <w:r>
               <w:rPr>
+                <w:b w:val="0"/>
                 <w:sz w:val="19"/>
               </w:rPr>
               <w:t>Michael Simon (Consultant &amp; SPOC), Jonas Leitenmeier, Balázs Szaradics, Patrick Gottfried</w:t>
@@ -259,6 +269,7 @@
             </w:pPr>
             <w:r>
               <w:rPr>
+                <w:b w:val="0"/>
                 <w:sz w:val="19"/>
               </w:rPr>
               <w:t>Protokoll</w:t>
@@ -275,6 +286,7 @@
             </w:pPr>
             <w:r>
               <w:rPr>
+                <w:b w:val="0"/>
                 <w:sz w:val="19"/>
               </w:rPr>
               <w:t>Michael Simon</w:t>
@@ -554,6 +566,7 @@
             </w:pPr>
             <w:r>
               <w:rPr>
+                <w:b w:val="0"/>
                 <w:sz w:val="19"/>
               </w:rPr>
               <w:t>Michael Brand</w:t>
@@ -570,6 +583,7 @@
             </w:pPr>
             <w:r>
               <w:rPr>
+                <w:b w:val="0"/>
                 <w:sz w:val="19"/>
               </w:rPr>
               <w:t>michael.brand@biotec-gmbh.com</w:t>
@@ -586,6 +600,7 @@
             </w:pPr>
             <w:r>
               <w:rPr>
+                <w:b w:val="0"/>
                 <w:sz w:val="19"/>
               </w:rPr>
               <w:t>Fachlich und technisch: Anlagen, Laborprozess, Gutachten, Verträge, Altsystem</w:t>
@@ -604,6 +619,7 @@
             </w:pPr>
             <w:r>
               <w:rPr>
+                <w:b w:val="0"/>
                 <w:sz w:val="19"/>
               </w:rPr>
               <w:t>Nicole Krupa</w:t>
@@ -620,6 +636,7 @@
             </w:pPr>
             <w:r>
               <w:rPr>
+                <w:b w:val="0"/>
                 <w:sz w:val="19"/>
               </w:rPr>
               <w:t>nicole.krupa@biotec-gmbh.com</w:t>
@@ -636,6 +653,7 @@
             </w:pPr>
             <w:r>
               <w:rPr>
+                <w:b w:val="0"/>
                 <w:sz w:val="19"/>
               </w:rPr>
               <w:t>Kaufmännisch und organisatorisch: Kunden, Belege, Preise, Schulungen, Layout</w:t>
@@ -654,6 +672,7 @@
             </w:pPr>
             <w:r>
               <w:rPr>
+                <w:b w:val="0"/>
                 <w:sz w:val="19"/>
               </w:rPr>
               <w:t>Michael Simon</w:t>
@@ -670,6 +689,7 @@
             </w:pPr>
             <w:r>
               <w:rPr>
+                <w:b w:val="0"/>
                 <w:sz w:val="19"/>
               </w:rPr>
               <w:t>michael.simon@certoclav.com</w:t>
@@ -686,6 +706,7 @@
             </w:pPr>
             <w:r>
               <w:rPr>
+                <w:b w:val="0"/>
                 <w:sz w:val="19"/>
               </w:rPr>
               <w:t>CertoClav: Beratung, Einrichtung, Projektsteuerung</w:t>
@@ -983,6 +1004,7 @@
             </w:pPr>
             <w:r>
               <w:rPr>
+                <w:b w:val="0"/>
                 <w:sz w:val="19"/>
               </w:rPr>
               <w:t>1</w:t>
@@ -999,6 +1021,7 @@
             </w:pPr>
             <w:r>
               <w:rPr>
+                <w:b w:val="0"/>
                 <w:sz w:val="19"/>
               </w:rPr>
               <w:t>Rohdaten in den freigegebenen OneDrive-Ordner hochladen. Welche Unterlagen wir brauchen, steht in der Datenanforderung (Datenanforderung_biotec.docx) – gelb markiert ist, was wir zuerst benötigen. Der Ordner ist für Michael Brand und Nicole Krupa freigegeben.</w:t>
@@ -1015,6 +1038,7 @@
             </w:pPr>
             <w:r>
               <w:rPr>
+                <w:b w:val="0"/>
                 <w:sz w:val="19"/>
               </w:rPr>
               <w:t>biotec</w:t>
@@ -1033,6 +1057,7 @@
             </w:pPr>
             <w:r>
               <w:rPr>
+                <w:b w:val="0"/>
                 <w:sz w:val="19"/>
               </w:rPr>
               <w:t>2</w:t>
@@ -1049,6 +1074,7 @@
             </w:pPr>
             <w:r>
               <w:rPr>
+                <w:b w:val="0"/>
                 <w:sz w:val="19"/>
               </w:rPr>
               <w:t>Vertraulichkeitsvereinbarung prüfen und, wenn sie so passt, unterschrieben an michael.simon@certoclav.com senden.</w:t>
@@ -1065,6 +1091,7 @@
             </w:pPr>
             <w:r>
               <w:rPr>
+                <w:b w:val="0"/>
                 <w:sz w:val="19"/>
               </w:rPr>
               <w:t>biotec</w:t>
@@ -1083,6 +1110,7 @@
             </w:pPr>
             <w:r>
               <w:rPr>
+                <w:b w:val="0"/>
                 <w:sz w:val="19"/>
               </w:rPr>
               <w:t>3</w:t>
@@ -1099,6 +1127,7 @@
             </w:pPr>
             <w:r>
               <w:rPr>
+                <w:b w:val="0"/>
                 <w:sz w:val="19"/>
               </w:rPr>
               <w:t>Budgetplan auf Basis der hochgeladenen Daten erstellen.</w:t>
@@ -1115,6 +1144,7 @@
             </w:pPr>
             <w:r>
               <w:rPr>
+                <w:b w:val="0"/>
                 <w:sz w:val="19"/>
               </w:rPr>
               <w:t>CertoClav</w:t>
